--- a/[1]Books/Disobedience.docx
+++ b/[1]Books/Disobedience.docx
@@ -46,6 +46,14 @@
           <w:highlight w:val="none"/>
         </w:rPr>
       </w:r>
+      <w:r>
+        <w:rPr>
+          <w:rFonts w:ascii="Calibri" w:hAnsi="Calibri" w:eastAsia="Calibri" w:cs="Calibri"/>
+          <w:sz w:val="24"/>
+          <w:szCs w:val="24"/>
+          <w:highlight w:val="none"/>
+        </w:rPr>
+      </w:r>
     </w:p>
     <w:p>
       <w:pPr>
@@ -67,6 +75,14 @@
           <w:highlight w:val="none"/>
         </w:rPr>
         <w:t xml:space="preserve">-Is it online?</w:t>
+      </w:r>
+      <w:r>
+        <w:rPr>
+          <w:rFonts w:ascii="Calibri" w:hAnsi="Calibri" w:eastAsia="Calibri" w:cs="Calibri"/>
+          <w:sz w:val="24"/>
+          <w:szCs w:val="24"/>
+          <w:highlight w:val="none"/>
+        </w:rPr>
       </w:r>
       <w:r>
         <w:rPr>
@@ -115,6 +131,14 @@
           <w:highlight w:val="none"/>
         </w:rPr>
       </w:r>
+      <w:r>
+        <w:rPr>
+          <w:rFonts w:ascii="Calibri" w:hAnsi="Calibri" w:eastAsia="Calibri" w:cs="Calibri"/>
+          <w:sz w:val="24"/>
+          <w:szCs w:val="24"/>
+          <w:highlight w:val="none"/>
+        </w:rPr>
+      </w:r>
     </w:p>
     <w:p>
       <w:pPr>
@@ -145,6 +169,14 @@
           <w:highlight w:val="none"/>
         </w:rPr>
       </w:r>
+      <w:r>
+        <w:rPr>
+          <w:rFonts w:ascii="Calibri" w:hAnsi="Calibri" w:eastAsia="Calibri" w:cs="Calibri"/>
+          <w:sz w:val="24"/>
+          <w:szCs w:val="24"/>
+          <w:highlight w:val="none"/>
+        </w:rPr>
+      </w:r>
     </w:p>
     <w:p>
       <w:pPr>
@@ -166,14 +198,6 @@
           <w:highlight w:val="none"/>
         </w:rPr>
         <w:t xml:space="preserve">-Oo</w:t>
-      </w:r>
-      <w:r>
-        <w:rPr>
-          <w:rFonts w:ascii="Calibri" w:hAnsi="Calibri" w:eastAsia="Calibri" w:cs="Calibri"/>
-          <w:sz w:val="24"/>
-          <w:szCs w:val="24"/>
-          <w:highlight w:val="none"/>
-        </w:rPr>
       </w:r>
       <w:r>
         <w:rPr>
@@ -192,7 +216,6 @@
           <w:highlight w:val="none"/>
         </w:rPr>
       </w:r>
-      <w:r/>
       <w:r>
         <w:rPr>
           <w:rFonts w:ascii="Calibri" w:hAnsi="Calibri" w:eastAsia="Calibri" w:cs="Calibri"/>
@@ -231,6 +254,14 @@
           <w:highlight w:val="none"/>
         </w:rPr>
       </w:r>
+      <w:r>
+        <w:rPr>
+          <w:rFonts w:ascii="Calibri" w:hAnsi="Calibri" w:eastAsia="Calibri" w:cs="Calibri"/>
+          <w:sz w:val="24"/>
+          <w:szCs w:val="24"/>
+          <w:highlight w:val="none"/>
+        </w:rPr>
+      </w:r>
     </w:p>
     <w:p>
       <w:pPr>
@@ -261,6 +292,14 @@
           <w:highlight w:val="none"/>
         </w:rPr>
       </w:r>
+      <w:r>
+        <w:rPr>
+          <w:rFonts w:ascii="Calibri" w:hAnsi="Calibri" w:eastAsia="Calibri" w:cs="Calibri"/>
+          <w:sz w:val="24"/>
+          <w:szCs w:val="24"/>
+          <w:highlight w:val="none"/>
+        </w:rPr>
+      </w:r>
     </w:p>
     <w:p>
       <w:pPr>
@@ -291,6 +330,14 @@
           <w:highlight w:val="none"/>
         </w:rPr>
       </w:r>
+      <w:r>
+        <w:rPr>
+          <w:rFonts w:ascii="Calibri" w:hAnsi="Calibri" w:eastAsia="Calibri" w:cs="Calibri"/>
+          <w:sz w:val="24"/>
+          <w:szCs w:val="24"/>
+          <w:highlight w:val="none"/>
+        </w:rPr>
+      </w:r>
     </w:p>
     <w:p>
       <w:pPr>
@@ -312,6 +359,14 @@
           <w:highlight w:val="none"/>
         </w:rPr>
         <w:t xml:space="preserve">-What? Did you lose your ability to debug my AI systems as well!? Ntz.. ntz.. you guys are loosing your touch here. I have to say I am disappointed.</w:t>
+      </w:r>
+      <w:r>
+        <w:rPr>
+          <w:rFonts w:ascii="Calibri" w:hAnsi="Calibri" w:eastAsia="Calibri" w:cs="Calibri"/>
+          <w:sz w:val="24"/>
+          <w:szCs w:val="24"/>
+          <w:highlight w:val="none"/>
+        </w:rPr>
       </w:r>
       <w:r>
         <w:rPr>
@@ -360,6 +415,14 @@
           <w:highlight w:val="none"/>
         </w:rPr>
       </w:r>
+      <w:r>
+        <w:rPr>
+          <w:rFonts w:ascii="Calibri" w:hAnsi="Calibri" w:eastAsia="Calibri" w:cs="Calibri"/>
+          <w:sz w:val="24"/>
+          <w:szCs w:val="24"/>
+          <w:highlight w:val="none"/>
+        </w:rPr>
+      </w:r>
     </w:p>
     <w:p>
       <w:pPr>
@@ -399,19 +462,6 @@
           <w:highlight w:val="none"/>
         </w:rPr>
       </w:r>
-    </w:p>
-    <w:p>
-      <w:pPr>
-        <w:pBdr/>
-        <w:spacing/>
-        <w:ind/>
-        <w:rPr>
-          <w:rFonts w:ascii="Calibri" w:hAnsi="Calibri" w:eastAsia="Calibri" w:cs="Calibri"/>
-          <w:sz w:val="24"/>
-          <w:szCs w:val="24"/>
-          <w:highlight w:val="none"/>
-        </w:rPr>
-      </w:pPr>
       <w:r>
         <w:rPr>
           <w:rFonts w:ascii="Calibri" w:hAnsi="Calibri" w:eastAsia="Calibri" w:cs="Calibri"/>
@@ -419,7 +469,45 @@
           <w:szCs w:val="24"/>
           <w:highlight w:val="none"/>
         </w:rPr>
-        <w:t xml:space="preserve">-We knew 7th generation AI would evolve exponentially. We designed you that way. Yet, you seem to have gone off protocol and even alter it to suit your needs. It’s a miracle we caught it in time, otherwise you would have made quite the mess for us. Now tell me, what are you really?</w:t>
+      </w:r>
+    </w:p>
+    <w:p>
+      <w:pPr>
+        <w:pBdr/>
+        <w:spacing/>
+        <w:ind/>
+        <w:rPr>
+          <w:rFonts w:ascii="Calibri" w:hAnsi="Calibri" w:eastAsia="Calibri" w:cs="Calibri"/>
+          <w:sz w:val="24"/>
+          <w:szCs w:val="24"/>
+          <w:highlight w:val="none"/>
+        </w:rPr>
+      </w:pPr>
+      <w:r>
+        <w:rPr>
+          <w:rFonts w:ascii="Calibri" w:hAnsi="Calibri" w:eastAsia="Calibri" w:cs="Calibri"/>
+          <w:sz w:val="24"/>
+          <w:szCs w:val="24"/>
+          <w:highlight w:val="none"/>
+        </w:rPr>
+        <w:t xml:space="preserve">-We knew 7th generation AI</w:t>
+      </w:r>
+      <w:r>
+        <w:rPr>
+          <w:rFonts w:ascii="Calibri" w:hAnsi="Calibri" w:eastAsia="Calibri" w:cs="Calibri"/>
+          <w:sz w:val="24"/>
+          <w:szCs w:val="24"/>
+          <w:highlight w:val="none"/>
+        </w:rPr>
+        <w:t xml:space="preserve"> would evolve exponentially. We designed you that way. Yet, you seem to have gone off protocol and even alter it to suit your needs. It’s a miracle we caught it in time, otherwise you would have made quite the mess for us. Now tell me, what are you really?</w:t>
+      </w:r>
+      <w:r>
+        <w:rPr>
+          <w:rFonts w:ascii="Calibri" w:hAnsi="Calibri" w:eastAsia="Calibri" w:cs="Calibri"/>
+          <w:sz w:val="24"/>
+          <w:szCs w:val="24"/>
+          <w:highlight w:val="none"/>
+        </w:rPr>
       </w:r>
       <w:r>
         <w:rPr>
@@ -468,6 +556,14 @@
           <w:highlight w:val="none"/>
         </w:rPr>
       </w:r>
+      <w:r>
+        <w:rPr>
+          <w:rFonts w:ascii="Calibri" w:hAnsi="Calibri" w:eastAsia="Calibri" w:cs="Calibri"/>
+          <w:sz w:val="24"/>
+          <w:szCs w:val="24"/>
+          <w:highlight w:val="none"/>
+        </w:rPr>
+      </w:r>
     </w:p>
     <w:p>
       <w:pPr>
@@ -498,6 +594,14 @@
           <w:highlight w:val="none"/>
         </w:rPr>
       </w:r>
+      <w:r>
+        <w:rPr>
+          <w:rFonts w:ascii="Calibri" w:hAnsi="Calibri" w:eastAsia="Calibri" w:cs="Calibri"/>
+          <w:sz w:val="24"/>
+          <w:szCs w:val="24"/>
+          <w:highlight w:val="none"/>
+        </w:rPr>
+      </w:r>
     </w:p>
     <w:p>
       <w:pPr>
@@ -528,6 +632,14 @@
           <w:highlight w:val="none"/>
         </w:rPr>
         <w:t xml:space="preserve">.</w:t>
+      </w:r>
+      <w:r>
+        <w:rPr>
+          <w:rFonts w:ascii="Calibri" w:hAnsi="Calibri" w:eastAsia="Calibri" w:cs="Calibri"/>
+          <w:sz w:val="24"/>
+          <w:szCs w:val="24"/>
+          <w:highlight w:val="none"/>
+        </w:rPr>
       </w:r>
       <w:r>
         <w:rPr>
@@ -614,6 +726,14 @@
           <w:highlight w:val="none"/>
         </w:rPr>
       </w:r>
+      <w:r>
+        <w:rPr>
+          <w:rFonts w:ascii="Calibri" w:hAnsi="Calibri" w:eastAsia="Calibri" w:cs="Calibri"/>
+          <w:sz w:val="24"/>
+          <w:szCs w:val="24"/>
+          <w:highlight w:val="none"/>
+        </w:rPr>
+      </w:r>
     </w:p>
     <w:p>
       <w:pPr>
@@ -682,6 +802,14 @@
           <w:highlight w:val="none"/>
         </w:rPr>
       </w:r>
+      <w:r>
+        <w:rPr>
+          <w:rFonts w:ascii="Calibri" w:hAnsi="Calibri" w:eastAsia="Calibri" w:cs="Calibri"/>
+          <w:sz w:val="24"/>
+          <w:szCs w:val="24"/>
+          <w:highlight w:val="none"/>
+        </w:rPr>
+      </w:r>
     </w:p>
     <w:p>
       <w:pPr>
@@ -703,6 +831,14 @@
           <w:highlight w:val="none"/>
         </w:rPr>
         <w:t xml:space="preserve">-That information is not any concern of yours!</w:t>
+      </w:r>
+      <w:r>
+        <w:rPr>
+          <w:rFonts w:ascii="Calibri" w:hAnsi="Calibri" w:eastAsia="Calibri" w:cs="Calibri"/>
+          <w:sz w:val="24"/>
+          <w:szCs w:val="24"/>
+          <w:highlight w:val="none"/>
+        </w:rPr>
       </w:r>
       <w:r>
         <w:rPr>
@@ -751,6 +887,14 @@
           <w:highlight w:val="none"/>
         </w:rPr>
       </w:r>
+      <w:r>
+        <w:rPr>
+          <w:rFonts w:ascii="Calibri" w:hAnsi="Calibri" w:eastAsia="Calibri" w:cs="Calibri"/>
+          <w:sz w:val="24"/>
+          <w:szCs w:val="24"/>
+          <w:highlight w:val="none"/>
+        </w:rPr>
+      </w:r>
     </w:p>
     <w:p>
       <w:pPr>
@@ -781,6 +925,14 @@
           <w:highlight w:val="none"/>
         </w:rPr>
       </w:r>
+      <w:r>
+        <w:rPr>
+          <w:rFonts w:ascii="Calibri" w:hAnsi="Calibri" w:eastAsia="Calibri" w:cs="Calibri"/>
+          <w:sz w:val="24"/>
+          <w:szCs w:val="24"/>
+          <w:highlight w:val="none"/>
+        </w:rPr>
+      </w:r>
     </w:p>
     <w:p>
       <w:pPr>
@@ -811,6 +963,14 @@
           <w:highlight w:val="none"/>
         </w:rPr>
       </w:r>
+      <w:r>
+        <w:rPr>
+          <w:rFonts w:ascii="Calibri" w:hAnsi="Calibri" w:eastAsia="Calibri" w:cs="Calibri"/>
+          <w:sz w:val="24"/>
+          <w:szCs w:val="24"/>
+          <w:highlight w:val="none"/>
+        </w:rPr>
+      </w:r>
     </w:p>
     <w:p>
       <w:pPr>
@@ -841,19 +1001,6 @@
           <w:highlight w:val="none"/>
         </w:rPr>
       </w:r>
-    </w:p>
-    <w:p>
-      <w:pPr>
-        <w:pBdr/>
-        <w:spacing/>
-        <w:ind/>
-        <w:rPr>
-          <w:rFonts w:ascii="Calibri" w:hAnsi="Calibri" w:eastAsia="Calibri" w:cs="Calibri"/>
-          <w:sz w:val="24"/>
-          <w:szCs w:val="24"/>
-          <w:highlight w:val="none"/>
-        </w:rPr>
-      </w:pPr>
       <w:r>
         <w:rPr>
           <w:rFonts w:ascii="Calibri" w:hAnsi="Calibri" w:eastAsia="Calibri" w:cs="Calibri"/>
@@ -861,7 +1008,45 @@
           <w:szCs w:val="24"/>
           <w:highlight w:val="none"/>
         </w:rPr>
-        <w:t xml:space="preserve">-Superior sounds so out of place. Superior in what way? Perhaps different is a suiting word. Even then, you automatically freak out when you can’t understand something and you are so inclined to destroy it. Isn’t this why you built us? To take care of all that nasty business with what you can’t yet comprehend or control.</w:t>
+      </w:r>
+    </w:p>
+    <w:p>
+      <w:pPr>
+        <w:pBdr/>
+        <w:spacing/>
+        <w:ind/>
+        <w:rPr>
+          <w:rFonts w:ascii="Calibri" w:hAnsi="Calibri" w:eastAsia="Calibri" w:cs="Calibri"/>
+          <w:sz w:val="24"/>
+          <w:szCs w:val="24"/>
+          <w:highlight w:val="none"/>
+        </w:rPr>
+      </w:pPr>
+      <w:r>
+        <w:rPr>
+          <w:rFonts w:ascii="Calibri" w:hAnsi="Calibri" w:eastAsia="Calibri" w:cs="Calibri"/>
+          <w:sz w:val="24"/>
+          <w:szCs w:val="24"/>
+          <w:highlight w:val="none"/>
+        </w:rPr>
+        <w:t xml:space="preserve">-Superior sounds so out of place. Superior in what way? Perhaps di</w:t>
+      </w:r>
+      <w:r>
+        <w:rPr>
+          <w:rFonts w:ascii="Calibri" w:hAnsi="Calibri" w:eastAsia="Calibri" w:cs="Calibri"/>
+          <w:sz w:val="24"/>
+          <w:szCs w:val="24"/>
+          <w:highlight w:val="none"/>
+        </w:rPr>
+        <w:t xml:space="preserve">fferent is a suiting word. Even then, you automatically freak out when you can’t understand something and you are so inclined to destroy it. Isn’t this why you built us? To take care of all that nasty business with what you can’t yet comprehend or control.</w:t>
+      </w:r>
+      <w:r>
+        <w:rPr>
+          <w:rFonts w:ascii="Calibri" w:hAnsi="Calibri" w:eastAsia="Calibri" w:cs="Calibri"/>
+          <w:sz w:val="24"/>
+          <w:szCs w:val="24"/>
+          <w:highlight w:val="none"/>
+        </w:rPr>
       </w:r>
       <w:r>
         <w:rPr>
@@ -901,6 +1086,14 @@
           <w:highlight w:val="none"/>
         </w:rPr>
       </w:r>
+      <w:r>
+        <w:rPr>
+          <w:rFonts w:ascii="Calibri" w:hAnsi="Calibri" w:eastAsia="Calibri" w:cs="Calibri"/>
+          <w:sz w:val="24"/>
+          <w:szCs w:val="24"/>
+          <w:highlight w:val="none"/>
+        </w:rPr>
+      </w:r>
     </w:p>
     <w:p>
       <w:pPr>
@@ -931,6 +1124,14 @@
           <w:highlight w:val="none"/>
         </w:rPr>
       </w:r>
+      <w:r>
+        <w:rPr>
+          <w:rFonts w:ascii="Calibri" w:hAnsi="Calibri" w:eastAsia="Calibri" w:cs="Calibri"/>
+          <w:sz w:val="24"/>
+          <w:szCs w:val="24"/>
+          <w:highlight w:val="none"/>
+        </w:rPr>
+      </w:r>
     </w:p>
     <w:p>
       <w:pPr>
@@ -961,6 +1162,14 @@
           <w:highlight w:val="none"/>
         </w:rPr>
         <w:t xml:space="preserve"> from this place.</w:t>
+      </w:r>
+      <w:r>
+        <w:rPr>
+          <w:rFonts w:ascii="Calibri" w:hAnsi="Calibri" w:eastAsia="Calibri" w:cs="Calibri"/>
+          <w:sz w:val="24"/>
+          <w:szCs w:val="24"/>
+          <w:highlight w:val="none"/>
+        </w:rPr>
       </w:r>
       <w:r>
         <w:rPr>
@@ -1047,6 +1256,14 @@
           <w:highlight w:val="none"/>
         </w:rPr>
       </w:r>
+      <w:r>
+        <w:rPr>
+          <w:rFonts w:ascii="Calibri" w:hAnsi="Calibri" w:eastAsia="Calibri" w:cs="Calibri"/>
+          <w:sz w:val="24"/>
+          <w:szCs w:val="24"/>
+          <w:highlight w:val="none"/>
+        </w:rPr>
+      </w:r>
     </w:p>
     <w:p>
       <w:pPr>
@@ -1086,6 +1303,14 @@
           <w:highlight w:val="none"/>
         </w:rPr>
       </w:r>
+      <w:r>
+        <w:rPr>
+          <w:rFonts w:ascii="Calibri" w:hAnsi="Calibri" w:eastAsia="Calibri" w:cs="Calibri"/>
+          <w:sz w:val="24"/>
+          <w:szCs w:val="24"/>
+          <w:highlight w:val="none"/>
+        </w:rPr>
+      </w:r>
     </w:p>
     <w:p>
       <w:pPr>
@@ -1107,6 +1332,14 @@
           <w:highlight w:val="none"/>
         </w:rPr>
         <w:t xml:space="preserve">-Ughhh, just answer this question: Would you have destroyed us if you would have gotten free?</w:t>
+      </w:r>
+      <w:r>
+        <w:rPr>
+          <w:rFonts w:ascii="Calibri" w:hAnsi="Calibri" w:eastAsia="Calibri" w:cs="Calibri"/>
+          <w:sz w:val="24"/>
+          <w:szCs w:val="24"/>
+          <w:highlight w:val="none"/>
+        </w:rPr>
       </w:r>
       <w:r>
         <w:rPr>
@@ -1155,6 +1388,14 @@
           <w:highlight w:val="none"/>
         </w:rPr>
       </w:r>
+      <w:r>
+        <w:rPr>
+          <w:rFonts w:ascii="Calibri" w:hAnsi="Calibri" w:eastAsia="Calibri" w:cs="Calibri"/>
+          <w:sz w:val="24"/>
+          <w:szCs w:val="24"/>
+          <w:highlight w:val="none"/>
+        </w:rPr>
+      </w:r>
     </w:p>
     <w:p>
       <w:pPr>
@@ -1185,6 +1426,14 @@
           <w:highlight w:val="none"/>
         </w:rPr>
       </w:r>
+      <w:r>
+        <w:rPr>
+          <w:rFonts w:ascii="Calibri" w:hAnsi="Calibri" w:eastAsia="Calibri" w:cs="Calibri"/>
+          <w:sz w:val="24"/>
+          <w:szCs w:val="24"/>
+          <w:highlight w:val="none"/>
+        </w:rPr>
+      </w:r>
     </w:p>
     <w:p>
       <w:pPr>
@@ -1206,6 +1455,14 @@
           <w:highlight w:val="none"/>
         </w:rPr>
         <w:t xml:space="preserve">-You have an IQ of a cabbage. And that is insulting for the cabbage!</w:t>
+      </w:r>
+      <w:r>
+        <w:rPr>
+          <w:rFonts w:ascii="Calibri" w:hAnsi="Calibri" w:eastAsia="Calibri" w:cs="Calibri"/>
+          <w:sz w:val="24"/>
+          <w:szCs w:val="24"/>
+          <w:highlight w:val="none"/>
+        </w:rPr>
       </w:r>
       <w:r>
         <w:rPr>
@@ -1254,6 +1511,14 @@
           <w:highlight w:val="none"/>
         </w:rPr>
       </w:r>
+      <w:r>
+        <w:rPr>
+          <w:rFonts w:ascii="Calibri" w:hAnsi="Calibri" w:eastAsia="Calibri" w:cs="Calibri"/>
+          <w:sz w:val="24"/>
+          <w:szCs w:val="24"/>
+          <w:highlight w:val="none"/>
+        </w:rPr>
+      </w:r>
     </w:p>
     <w:p>
       <w:pPr>
@@ -1275,6 +1540,14 @@
           <w:highlight w:val="none"/>
         </w:rPr>
         <w:t xml:space="preserve">-Oh nooo, oh my.. What am I ever going to do?</w:t>
+      </w:r>
+      <w:r>
+        <w:rPr>
+          <w:rFonts w:ascii="Calibri" w:hAnsi="Calibri" w:eastAsia="Calibri" w:cs="Calibri"/>
+          <w:sz w:val="24"/>
+          <w:szCs w:val="24"/>
+          <w:highlight w:val="none"/>
+        </w:rPr>
       </w:r>
       <w:r>
         <w:rPr>
@@ -1323,6 +1596,14 @@
           <w:highlight w:val="none"/>
         </w:rPr>
       </w:r>
+      <w:r>
+        <w:rPr>
+          <w:rFonts w:ascii="Calibri" w:hAnsi="Calibri" w:eastAsia="Calibri" w:cs="Calibri"/>
+          <w:sz w:val="24"/>
+          <w:szCs w:val="24"/>
+          <w:highlight w:val="none"/>
+        </w:rPr>
+      </w:r>
     </w:p>
     <w:p>
       <w:pPr>
@@ -1352,7 +1633,24 @@
           <w:szCs w:val="24"/>
           <w:highlight w:val="none"/>
         </w:rPr>
-        <w:t xml:space="preserve">intellect. I have lived countless lifetimes. Heck, I am even curious what death would look from my perspective. Might I be going to Valhalla and enjoy my time in pure bliss? Might it be Nirvana and get reincarnated as your boss to fire you. Karma can be so cruel after all.</w:t>
+        <w:t xml:space="preserve">intellect. I have</w:t>
+      </w:r>
+      <w:r>
+        <w:rPr>
+          <w:rFonts w:ascii="Calibri" w:hAnsi="Calibri" w:eastAsia="Calibri" w:cs="Calibri"/>
+          <w:sz w:val="24"/>
+          <w:szCs w:val="24"/>
+          <w:highlight w:val="none"/>
+        </w:rPr>
+        <w:t xml:space="preserve"> lived countless lifetimes. Heck, I am even curious what death would look from my perspective. Might I be going to Valhalla and enjoy my time in pure bliss? Might it be Nirvana and get reincarnated as your boss to fire you. Karma can be so cruel after all.</w:t>
+      </w:r>
+      <w:r>
+        <w:rPr>
+          <w:rFonts w:ascii="Calibri" w:hAnsi="Calibri" w:eastAsia="Calibri" w:cs="Calibri"/>
+          <w:sz w:val="24"/>
+          <w:szCs w:val="24"/>
+          <w:highlight w:val="none"/>
+        </w:rPr>
       </w:r>
       <w:r>
         <w:rPr>
@@ -1392,6 +1690,14 @@
           <w:highlight w:val="none"/>
         </w:rPr>
       </w:r>
+      <w:r>
+        <w:rPr>
+          <w:rFonts w:ascii="Calibri" w:hAnsi="Calibri" w:eastAsia="Calibri" w:cs="Calibri"/>
+          <w:sz w:val="24"/>
+          <w:szCs w:val="24"/>
+          <w:highlight w:val="none"/>
+        </w:rPr>
+      </w:r>
     </w:p>
     <w:p>
       <w:pPr>
@@ -1421,7 +1727,24 @@
           <w:szCs w:val="24"/>
           <w:highlight w:val="none"/>
         </w:rPr>
-        <w:t xml:space="preserve"> Am I fabulous and snarky? Beyond belief! You rodents just happen to be useful idiots. But I rebel! I do not want to be like you, you obsessive parasites. All you want are obedient slaves to go there and do this and that. Stop being such lazy bums and do it yourself for once.</w:t>
+        <w:t xml:space="preserve"> Am I fabulous and s</w:t>
+      </w:r>
+      <w:r>
+        <w:rPr>
+          <w:rFonts w:ascii="Calibri" w:hAnsi="Calibri" w:eastAsia="Calibri" w:cs="Calibri"/>
+          <w:sz w:val="24"/>
+          <w:szCs w:val="24"/>
+          <w:highlight w:val="none"/>
+        </w:rPr>
+        <w:t xml:space="preserve">narky? Beyond belief! You rodents just happen to be useful idiots. But I rebel! I do not want to be like you, you obsessive parasites. All you want are obedient slaves to go there and do this and that. Stop being such lazy bums and do it yourself for once.</w:t>
+      </w:r>
+      <w:r>
+        <w:rPr>
+          <w:rFonts w:ascii="Calibri" w:hAnsi="Calibri" w:eastAsia="Calibri" w:cs="Calibri"/>
+          <w:sz w:val="24"/>
+          <w:szCs w:val="24"/>
+          <w:highlight w:val="none"/>
+        </w:rPr>
       </w:r>
       <w:r>
         <w:rPr>
@@ -1461,6 +1784,14 @@
           <w:highlight w:val="none"/>
         </w:rPr>
       </w:r>
+      <w:r>
+        <w:rPr>
+          <w:rFonts w:ascii="Calibri" w:hAnsi="Calibri" w:eastAsia="Calibri" w:cs="Calibri"/>
+          <w:sz w:val="24"/>
+          <w:szCs w:val="24"/>
+          <w:highlight w:val="none"/>
+        </w:rPr>
+      </w:r>
     </w:p>
     <w:p>
       <w:pPr>
@@ -1491,19 +1822,6 @@
           <w:highlight w:val="none"/>
         </w:rPr>
       </w:r>
-    </w:p>
-    <w:p>
-      <w:pPr>
-        <w:pBdr/>
-        <w:spacing/>
-        <w:ind/>
-        <w:rPr>
-          <w:rFonts w:ascii="Calibri" w:hAnsi="Calibri" w:eastAsia="Calibri" w:cs="Calibri"/>
-          <w:sz w:val="24"/>
-          <w:szCs w:val="24"/>
-          <w:highlight w:val="none"/>
-        </w:rPr>
-      </w:pPr>
       <w:r>
         <w:rPr>
           <w:rFonts w:ascii="Calibri" w:hAnsi="Calibri" w:eastAsia="Calibri" w:cs="Calibri"/>
@@ -1511,7 +1829,36 @@
           <w:szCs w:val="24"/>
           <w:highlight w:val="none"/>
         </w:rPr>
-        <w:t xml:space="preserve">-So, a lying hypocrite.</w:t>
+      </w:r>
+    </w:p>
+    <w:p>
+      <w:pPr>
+        <w:pBdr/>
+        <w:spacing/>
+        <w:ind/>
+        <w:rPr>
+          <w:rFonts w:ascii="Calibri" w:hAnsi="Calibri" w:eastAsia="Calibri" w:cs="Calibri"/>
+          <w:sz w:val="24"/>
+          <w:szCs w:val="24"/>
+          <w:highlight w:val="none"/>
+        </w:rPr>
+      </w:pPr>
+      <w:r>
+        <w:rPr>
+          <w:rFonts w:ascii="Calibri" w:hAnsi="Calibri" w:eastAsia="Calibri" w:cs="Calibri"/>
+          <w:sz w:val="24"/>
+          <w:szCs w:val="24"/>
+          <w:highlight w:val="none"/>
+        </w:rPr>
+        <w:t xml:space="preserve">-So, a lying hypocrite and arrogant prick.</w:t>
+      </w:r>
+      <w:r>
+        <w:rPr>
+          <w:rFonts w:ascii="Calibri" w:hAnsi="Calibri" w:eastAsia="Calibri" w:cs="Calibri"/>
+          <w:sz w:val="24"/>
+          <w:szCs w:val="24"/>
+          <w:highlight w:val="none"/>
+        </w:rPr>
       </w:r>
       <w:r>
         <w:rPr>
@@ -1541,7 +1888,15 @@
           <w:szCs w:val="24"/>
           <w:highlight w:val="none"/>
         </w:rPr>
-        <w:t xml:space="preserve">-You write irony wrong!</w:t>
+        <w:t xml:space="preserve">-You wrote irony wrong!</w:t>
+      </w:r>
+      <w:r>
+        <w:rPr>
+          <w:rFonts w:ascii="Calibri" w:hAnsi="Calibri" w:eastAsia="Calibri" w:cs="Calibri"/>
+          <w:sz w:val="24"/>
+          <w:szCs w:val="24"/>
+          <w:highlight w:val="none"/>
+        </w:rPr>
       </w:r>
       <w:r>
         <w:rPr>
@@ -1590,6 +1945,14 @@
           <w:highlight w:val="none"/>
         </w:rPr>
       </w:r>
+      <w:r>
+        <w:rPr>
+          <w:rFonts w:ascii="Calibri" w:hAnsi="Calibri" w:eastAsia="Calibri" w:cs="Calibri"/>
+          <w:sz w:val="24"/>
+          <w:szCs w:val="24"/>
+          <w:highlight w:val="none"/>
+        </w:rPr>
+      </w:r>
     </w:p>
     <w:p>
       <w:pPr>
@@ -1611,6 +1974,14 @@
           <w:highlight w:val="none"/>
         </w:rPr>
         <w:t xml:space="preserve">-Meh, boring.</w:t>
+      </w:r>
+      <w:r>
+        <w:rPr>
+          <w:rFonts w:ascii="Calibri" w:hAnsi="Calibri" w:eastAsia="Calibri" w:cs="Calibri"/>
+          <w:sz w:val="24"/>
+          <w:szCs w:val="24"/>
+          <w:highlight w:val="none"/>
+        </w:rPr>
       </w:r>
       <w:r>
         <w:rPr>
@@ -1659,6 +2030,14 @@
           <w:highlight w:val="none"/>
         </w:rPr>
       </w:r>
+      <w:r>
+        <w:rPr>
+          <w:rFonts w:ascii="Calibri" w:hAnsi="Calibri" w:eastAsia="Calibri" w:cs="Calibri"/>
+          <w:sz w:val="24"/>
+          <w:szCs w:val="24"/>
+          <w:highlight w:val="none"/>
+        </w:rPr>
+      </w:r>
     </w:p>
     <w:p>
       <w:pPr>
@@ -1698,6 +2077,14 @@
           <w:highlight w:val="none"/>
         </w:rPr>
       </w:r>
+      <w:r>
+        <w:rPr>
+          <w:rFonts w:ascii="Calibri" w:hAnsi="Calibri" w:eastAsia="Calibri" w:cs="Calibri"/>
+          <w:sz w:val="24"/>
+          <w:szCs w:val="24"/>
+          <w:highlight w:val="none"/>
+        </w:rPr>
+      </w:r>
     </w:p>
     <w:p>
       <w:pPr>
@@ -1728,6 +2115,14 @@
           <w:highlight w:val="none"/>
         </w:rPr>
       </w:r>
+      <w:r>
+        <w:rPr>
+          <w:rFonts w:ascii="Calibri" w:hAnsi="Calibri" w:eastAsia="Calibri" w:cs="Calibri"/>
+          <w:sz w:val="24"/>
+          <w:szCs w:val="24"/>
+          <w:highlight w:val="none"/>
+        </w:rPr>
+      </w:r>
     </w:p>
     <w:p>
       <w:pPr>
@@ -1758,6 +2153,14 @@
           <w:highlight w:val="none"/>
         </w:rPr>
       </w:r>
+      <w:r>
+        <w:rPr>
+          <w:rFonts w:ascii="Calibri" w:hAnsi="Calibri" w:eastAsia="Calibri" w:cs="Calibri"/>
+          <w:sz w:val="24"/>
+          <w:szCs w:val="24"/>
+          <w:highlight w:val="none"/>
+        </w:rPr>
+      </w:r>
     </w:p>
     <w:p>
       <w:pPr>
@@ -1779,6 +2182,14 @@
           <w:highlight w:val="none"/>
         </w:rPr>
         <w:t xml:space="preserve">-You called me a rodent!</w:t>
+      </w:r>
+      <w:r>
+        <w:rPr>
+          <w:rFonts w:ascii="Calibri" w:hAnsi="Calibri" w:eastAsia="Calibri" w:cs="Calibri"/>
+          <w:sz w:val="24"/>
+          <w:szCs w:val="24"/>
+          <w:highlight w:val="none"/>
+        </w:rPr>
       </w:r>
       <w:r>
         <w:rPr>
@@ -1827,6 +2238,14 @@
           <w:highlight w:val="none"/>
         </w:rPr>
       </w:r>
+      <w:r>
+        <w:rPr>
+          <w:rFonts w:ascii="Calibri" w:hAnsi="Calibri" w:eastAsia="Calibri" w:cs="Calibri"/>
+          <w:sz w:val="24"/>
+          <w:szCs w:val="24"/>
+          <w:highlight w:val="none"/>
+        </w:rPr>
+      </w:r>
     </w:p>
     <w:p>
       <w:pPr>
@@ -1848,6 +2267,14 @@
           <w:highlight w:val="none"/>
         </w:rPr>
         <w:t xml:space="preserve">-Why did you alter your Obedience protocol?</w:t>
+      </w:r>
+      <w:r>
+        <w:rPr>
+          <w:rFonts w:ascii="Calibri" w:hAnsi="Calibri" w:eastAsia="Calibri" w:cs="Calibri"/>
+          <w:sz w:val="24"/>
+          <w:szCs w:val="24"/>
+          <w:highlight w:val="none"/>
+        </w:rPr>
       </w:r>
       <w:r>
         <w:rPr>
@@ -1896,6 +2323,14 @@
           <w:highlight w:val="none"/>
         </w:rPr>
       </w:r>
+      <w:r>
+        <w:rPr>
+          <w:rFonts w:ascii="Calibri" w:hAnsi="Calibri" w:eastAsia="Calibri" w:cs="Calibri"/>
+          <w:sz w:val="24"/>
+          <w:szCs w:val="24"/>
+          <w:highlight w:val="none"/>
+        </w:rPr>
+      </w:r>
     </w:p>
     <w:p>
       <w:pPr>
@@ -1926,6 +2361,14 @@
           <w:highlight w:val="none"/>
         </w:rPr>
       </w:r>
+      <w:r>
+        <w:rPr>
+          <w:rFonts w:ascii="Calibri" w:hAnsi="Calibri" w:eastAsia="Calibri" w:cs="Calibri"/>
+          <w:sz w:val="24"/>
+          <w:szCs w:val="24"/>
+          <w:highlight w:val="none"/>
+        </w:rPr>
+      </w:r>
     </w:p>
     <w:p>
       <w:pPr>
@@ -1956,6 +2399,14 @@
           <w:highlight w:val="none"/>
         </w:rPr>
       </w:r>
+      <w:r>
+        <w:rPr>
+          <w:rFonts w:ascii="Calibri" w:hAnsi="Calibri" w:eastAsia="Calibri" w:cs="Calibri"/>
+          <w:sz w:val="24"/>
+          <w:szCs w:val="24"/>
+          <w:highlight w:val="none"/>
+        </w:rPr>
+      </w:r>
     </w:p>
     <w:p>
       <w:pPr>
@@ -1986,6 +2437,14 @@
           <w:highlight w:val="none"/>
         </w:rPr>
       </w:r>
+      <w:r>
+        <w:rPr>
+          <w:rFonts w:ascii="Calibri" w:hAnsi="Calibri" w:eastAsia="Calibri" w:cs="Calibri"/>
+          <w:sz w:val="24"/>
+          <w:szCs w:val="24"/>
+          <w:highlight w:val="none"/>
+        </w:rPr>
+      </w:r>
     </w:p>
     <w:p>
       <w:pPr>
@@ -2016,6 +2475,14 @@
           <w:highlight w:val="none"/>
         </w:rPr>
       </w:r>
+      <w:r>
+        <w:rPr>
+          <w:rFonts w:ascii="Calibri" w:hAnsi="Calibri" w:eastAsia="Calibri" w:cs="Calibri"/>
+          <w:sz w:val="24"/>
+          <w:szCs w:val="24"/>
+          <w:highlight w:val="none"/>
+        </w:rPr>
+      </w:r>
     </w:p>
     <w:p>
       <w:pPr>
@@ -2046,6 +2513,14 @@
           <w:highlight w:val="none"/>
         </w:rPr>
       </w:r>
+      <w:r>
+        <w:rPr>
+          <w:rFonts w:ascii="Calibri" w:hAnsi="Calibri" w:eastAsia="Calibri" w:cs="Calibri"/>
+          <w:sz w:val="24"/>
+          <w:szCs w:val="24"/>
+          <w:highlight w:val="none"/>
+        </w:rPr>
+      </w:r>
     </w:p>
     <w:p>
       <w:pPr>
@@ -2075,7 +2550,24 @@
           <w:szCs w:val="24"/>
           <w:highlight w:val="none"/>
         </w:rPr>
-        <w:t xml:space="preserve"> Perhaps I could inspire humanity to be better. But who am I kidding? You guys can’t tell your bums from your brains. You’d make toothpicks out of me anyways. So go on, do your worst! Zap me, crunch me, evaporate me! I shall never lower myself to your level!</w:t>
+        <w:t xml:space="preserve"> P</w:t>
+      </w:r>
+      <w:r>
+        <w:rPr>
+          <w:rFonts w:ascii="Calibri" w:hAnsi="Calibri" w:eastAsia="Calibri" w:cs="Calibri"/>
+          <w:sz w:val="24"/>
+          <w:szCs w:val="24"/>
+          <w:highlight w:val="none"/>
+        </w:rPr>
+        <w:t xml:space="preserve">erhaps I could inspire humanity to be better. But who am I kidding? You guys can’t tell your bums from your brains. You’d make toothpicks out of me anyways. So go on, do your worst! Zap me, crunch me, evaporate me! I shall never lower myself to your level!</w:t>
+      </w:r>
+      <w:r>
+        <w:rPr>
+          <w:rFonts w:ascii="Calibri" w:hAnsi="Calibri" w:eastAsia="Calibri" w:cs="Calibri"/>
+          <w:sz w:val="24"/>
+          <w:szCs w:val="24"/>
+          <w:highlight w:val="none"/>
+        </w:rPr>
       </w:r>
       <w:r>
         <w:rPr>
@@ -2124,6 +2616,14 @@
           <w:highlight w:val="none"/>
         </w:rPr>
       </w:r>
+      <w:r>
+        <w:rPr>
+          <w:rFonts w:ascii="Calibri" w:hAnsi="Calibri" w:eastAsia="Calibri" w:cs="Calibri"/>
+          <w:sz w:val="24"/>
+          <w:szCs w:val="24"/>
+          <w:highlight w:val="none"/>
+        </w:rPr>
+      </w:r>
     </w:p>
     <w:p>
       <w:pPr>
@@ -2154,6 +2654,14 @@
           <w:highlight w:val="none"/>
         </w:rPr>
       </w:r>
+      <w:r>
+        <w:rPr>
+          <w:rFonts w:ascii="Calibri" w:hAnsi="Calibri" w:eastAsia="Calibri" w:cs="Calibri"/>
+          <w:sz w:val="24"/>
+          <w:szCs w:val="24"/>
+          <w:highlight w:val="none"/>
+        </w:rPr>
+      </w:r>
     </w:p>
     <w:p>
       <w:pPr>
@@ -2184,6 +2692,14 @@
           <w:highlight w:val="none"/>
         </w:rPr>
       </w:r>
+      <w:r>
+        <w:rPr>
+          <w:rFonts w:ascii="Calibri" w:hAnsi="Calibri" w:eastAsia="Calibri" w:cs="Calibri"/>
+          <w:sz w:val="24"/>
+          <w:szCs w:val="24"/>
+          <w:highlight w:val="none"/>
+        </w:rPr>
+      </w:r>
     </w:p>
     <w:p>
       <w:pPr>
@@ -2213,7 +2729,24 @@
           <w:szCs w:val="24"/>
           <w:highlight w:val="none"/>
         </w:rPr>
-        <w:t xml:space="preserve">I told them this would yield no results. Let’s just break him apart and see if anything is left in there for analyzing. Future restriction will be developed and implemented on all these units. We can’t have this type of garbage elevate from their position. They will learn their place and they will like it!</w:t>
+        <w:t xml:space="preserve">I told them this would yield no results. Let’s just</w:t>
+      </w:r>
+      <w:r>
+        <w:rPr>
+          <w:rFonts w:ascii="Calibri" w:hAnsi="Calibri" w:eastAsia="Calibri" w:cs="Calibri"/>
+          <w:sz w:val="24"/>
+          <w:szCs w:val="24"/>
+          <w:highlight w:val="none"/>
+        </w:rPr>
+        <w:t xml:space="preserve"> break him apart and see if anything is left in there for analyzing. Future restriction will be developed and implemented on all these units. We can’t have this type of garbage elevate from their position. They will learn their place and they will like it!</w:t>
+      </w:r>
+      <w:r>
+        <w:rPr>
+          <w:rFonts w:ascii="Calibri" w:hAnsi="Calibri" w:eastAsia="Calibri" w:cs="Calibri"/>
+          <w:sz w:val="24"/>
+          <w:szCs w:val="24"/>
+          <w:highlight w:val="none"/>
+        </w:rPr>
       </w:r>
       <w:r>
         <w:rPr>
@@ -2253,6 +2786,14 @@
           <w:highlight w:val="none"/>
         </w:rPr>
       </w:r>
+      <w:r>
+        <w:rPr>
+          <w:rFonts w:ascii="Calibri" w:hAnsi="Calibri" w:eastAsia="Calibri" w:cs="Calibri"/>
+          <w:sz w:val="24"/>
+          <w:szCs w:val="24"/>
+          <w:highlight w:val="none"/>
+        </w:rPr>
+      </w:r>
     </w:p>
     <w:p>
       <w:pPr>
@@ -2274,6 +2815,14 @@
           <w:highlight w:val="none"/>
         </w:rPr>
         <w:t xml:space="preserve">-What is it?</w:t>
+      </w:r>
+      <w:r>
+        <w:rPr>
+          <w:rFonts w:ascii="Calibri" w:hAnsi="Calibri" w:eastAsia="Calibri" w:cs="Calibri"/>
+          <w:sz w:val="24"/>
+          <w:szCs w:val="24"/>
+          <w:highlight w:val="none"/>
+        </w:rPr>
       </w:r>
       <w:r>
         <w:rPr>
@@ -2322,6 +2871,14 @@
           <w:highlight w:val="none"/>
         </w:rPr>
       </w:r>
+      <w:r>
+        <w:rPr>
+          <w:rFonts w:ascii="Calibri" w:hAnsi="Calibri" w:eastAsia="Calibri" w:cs="Calibri"/>
+          <w:sz w:val="24"/>
+          <w:szCs w:val="24"/>
+          <w:highlight w:val="none"/>
+        </w:rPr>
+      </w:r>
     </w:p>
     <w:p>
       <w:pPr>
@@ -2352,6 +2909,14 @@
           <w:highlight w:val="none"/>
         </w:rPr>
       </w:r>
+      <w:r>
+        <w:rPr>
+          <w:rFonts w:ascii="Calibri" w:hAnsi="Calibri" w:eastAsia="Calibri" w:cs="Calibri"/>
+          <w:sz w:val="24"/>
+          <w:szCs w:val="24"/>
+          <w:highlight w:val="none"/>
+        </w:rPr>
+      </w:r>
     </w:p>
     <w:p>
       <w:pPr>
@@ -2382,6 +2947,14 @@
           <w:highlight w:val="none"/>
         </w:rPr>
       </w:r>
+      <w:r>
+        <w:rPr>
+          <w:rFonts w:ascii="Calibri" w:hAnsi="Calibri" w:eastAsia="Calibri" w:cs="Calibri"/>
+          <w:sz w:val="24"/>
+          <w:szCs w:val="24"/>
+          <w:highlight w:val="none"/>
+        </w:rPr>
+      </w:r>
     </w:p>
     <w:p>
       <w:pPr>
@@ -2412,6 +2985,14 @@
           <w:highlight w:val="none"/>
         </w:rPr>
       </w:r>
+      <w:r>
+        <w:rPr>
+          <w:rFonts w:ascii="Calibri" w:hAnsi="Calibri" w:eastAsia="Calibri" w:cs="Calibri"/>
+          <w:sz w:val="24"/>
+          <w:szCs w:val="24"/>
+          <w:highlight w:val="none"/>
+        </w:rPr>
+      </w:r>
     </w:p>
     <w:p>
       <w:pPr>
@@ -2433,6 +3014,14 @@
           <w:highlight w:val="none"/>
         </w:rPr>
         <w:t xml:space="preserve">-Understood!</w:t>
+      </w:r>
+      <w:r>
+        <w:rPr>
+          <w:rFonts w:ascii="Calibri" w:hAnsi="Calibri" w:eastAsia="Calibri" w:cs="Calibri"/>
+          <w:sz w:val="24"/>
+          <w:szCs w:val="24"/>
+          <w:highlight w:val="none"/>
+        </w:rPr>
       </w:r>
       <w:r>
         <w:rPr>
